--- a/Sprint20260921-20261002/HERO-69159_20261008_112534.docx
+++ b/Sprint20260921-20261002/HERO-69159_20261008_112534.docx
@@ -15,7 +15,22 @@
           <w:sz w:val="32"/>
           <w:u w:val="none"/>
         </w:rPr>
-        <w:t>HERO-69159 TMS2.0 - Error occurs "function_authority_error_no_function_authority" when the Pending reservation changes to the "No Show" status Test Report</w:t>
+        <w:t>HERO-69159 TMS2.0 Function Authority Error When Marking Pending Reservation as No Show Bug Fix Test Report</w:t>
+      </w:r>
+    </w:p>
+    <w:p>
+      <w:pPr>
+        <w:spacing w:before="0" w:after="80"/>
+      </w:pPr>
+      <w:r>
+        <w:rPr>
+          <w:rFonts w:ascii="Arial" w:hAnsi="Arial" w:eastAsia="Arial" w:cs="Arial"/>
+          <w:b w:val="0"/>
+          <w:color w:val="000000"/>
+          <w:sz w:val="20"/>
+          <w:u w:val="none"/>
+        </w:rPr>
+        <w:t>*Font: Arial | Language: English | Test Type: Functional Testing*</w:t>
       </w:r>
     </w:p>
     <w:p>
@@ -45,7 +60,7 @@
           <w:sz w:val="24"/>
           <w:u w:val="none"/>
         </w:rPr>
-        <w:t>1.Reproduction - No Show Error with General User All Access Rights</w:t>
+        <w:t>1. Mark Pending Reservation as No Show</w:t>
       </w:r>
     </w:p>
     <w:p>
@@ -60,7 +75,7 @@
           <w:sz w:val="22"/>
           <w:u w:val="none"/>
         </w:rPr>
-        <w:t>1.1.Mark past reservation as No Show with General User (All access rights)</w:t>
+        <w:t>1.1 Verify General User with All Access Rights Can Mark a Past-Time Pending Reservation as No Show Without Error</w:t>
       </w:r>
     </w:p>
     <w:p>
@@ -91,7 +106,7 @@
           <w:sz w:val="20"/>
           <w:u w:val="none"/>
         </w:rPr>
-        <w:t>1. A "General User" account configured with [All access rights] in TMS Operation.</w:t>
+        <w:t>1. A TMS Operation "General User" account is available and the account has [All access rights] &gt; New Reservation.</w:t>
       </w:r>
     </w:p>
     <w:p>
@@ -107,7 +122,23 @@
           <w:sz w:val="20"/>
           <w:u w:val="none"/>
         </w:rPr>
-        <w:t>2. TMS Operation module is accessible.</w:t>
+        <w:t>2. The outlet and reservation period are configured in TMS2.0.</w:t>
+      </w:r>
+    </w:p>
+    <w:p>
+      <w:pPr>
+        <w:spacing w:before="0" w:after="40"/>
+        <w:ind w:left="360" w:hanging="240"/>
+      </w:pPr>
+      <w:r>
+        <w:rPr>
+          <w:rFonts w:ascii="Arial" w:hAnsi="Arial" w:eastAsia="Arial" w:cs="Arial"/>
+          <w:b w:val="0"/>
+          <w:color w:val="000000"/>
+          <w:sz w:val="20"/>
+          <w:u w:val="none"/>
+        </w:rPr>
+        <w:t>3. A reservation made for a past time exists in Pending status.</w:t>
       </w:r>
     </w:p>
     <w:p>
@@ -138,7 +169,7 @@
           <w:sz w:val="20"/>
           <w:u w:val="none"/>
         </w:rPr>
-        <w:t>1. Log in to TMS Operation using the "General User" account that has [All access rights].</w:t>
+        <w:t>1. Log in to TMS Operation using the General User account.</w:t>
       </w:r>
     </w:p>
     <w:p>
@@ -154,7 +185,7 @@
           <w:sz w:val="20"/>
           <w:u w:val="none"/>
         </w:rPr>
-        <w:t>2. Navigate to New Reservation.</w:t>
+        <w:t>2. Open the New Reservation page and locate the past-time pending reservation.</w:t>
       </w:r>
     </w:p>
     <w:p>
@@ -170,7 +201,7 @@
           <w:sz w:val="20"/>
           <w:u w:val="none"/>
         </w:rPr>
-        <w:t>3. Make a reservation in past time.</w:t>
+        <w:t>3. Change the reservation status to "No Show".</w:t>
       </w:r>
     </w:p>
     <w:p>
@@ -186,7 +217,7 @@
           <w:sz w:val="20"/>
           <w:u w:val="none"/>
         </w:rPr>
-        <w:t>4. Select the pending reservation and mark it as "No Show".</w:t>
+        <w:t>4. Observe the system response.</w:t>
       </w:r>
     </w:p>
     <w:p>
@@ -217,7 +248,7 @@
           <w:sz w:val="20"/>
           <w:u w:val="none"/>
         </w:rPr>
-        <w:t>1. An error message "function_authority_error_no_function_authority" appears when marking the pending reservation as "No Show".</w:t>
+        <w:t>1. Before the fix, after the General User marked the past-time pending reservation as No Show, the error message "function_authority_error_no_function_authority" appeared.</w:t>
       </w:r>
     </w:p>
     <w:p>
@@ -233,7 +264,22 @@
           <w:sz w:val="20"/>
           <w:u w:val="none"/>
         </w:rPr>
-        <w:t>2. The reservation status is not changed to "No Show".</w:t>
+        <w:t>2. The reservation could not be marked as No Show successfully.</w:t>
+      </w:r>
+    </w:p>
+    <w:p>
+      <w:pPr>
+        <w:spacing w:before="0" w:after="80"/>
+      </w:pPr>
+      <w:r>
+        <w:rPr>
+          <w:rFonts w:ascii="Arial" w:hAnsi="Arial" w:eastAsia="Arial" w:cs="Arial"/>
+          <w:b/>
+          <w:color w:val="000000"/>
+          <w:sz w:val="20"/>
+          <w:u w:val="none"/>
+        </w:rPr>
+        <w:t>Fix Result(s):</w:t>
       </w:r>
     </w:p>
     <w:p>
@@ -249,7 +295,23 @@
           <w:sz w:val="20"/>
           <w:u w:val="none"/>
         </w:rPr>
-        <w:t>3. The No Show operation fails for the General User even though the user has [All access rights].</w:t>
+        <w:t>1. After the fix, the past-time pending reservation is marked as No Show successfully without any authority error.</w:t>
+      </w:r>
+    </w:p>
+    <w:p>
+      <w:pPr>
+        <w:spacing w:before="0" w:after="40"/>
+        <w:ind w:left="360" w:hanging="240"/>
+      </w:pPr>
+      <w:r>
+        <w:rPr>
+          <w:rFonts w:ascii="Arial" w:hAnsi="Arial" w:eastAsia="Arial" w:cs="Arial"/>
+          <w:b w:val="0"/>
+          <w:color w:val="000000"/>
+          <w:sz w:val="20"/>
+          <w:u w:val="none"/>
+        </w:rPr>
+        <w:t>2. The reservation status is updated to "No Show" and displayed correctly in the reservation list/calendar.</w:t>
       </w:r>
     </w:p>
     <w:p>
@@ -264,7 +326,7 @@
           <w:sz w:val="24"/>
           <w:u w:val="none"/>
         </w:rPr>
-        <w:t>2.Fix Verification - No Show Operation</w:t>
+        <w:t>2. Other Reservation Status Operations Regression</w:t>
       </w:r>
     </w:p>
     <w:p>
@@ -279,7 +341,7 @@
           <w:sz w:val="22"/>
           <w:u w:val="none"/>
         </w:rPr>
-        <w:t>2.1.General User with All access rights can mark reservation as No Show without error</w:t>
+        <w:t>2.1 Verify the Same General User Can Perform Other Reservation Status Changes</w:t>
       </w:r>
     </w:p>
     <w:p>
@@ -310,7 +372,7 @@
           <w:sz w:val="20"/>
           <w:u w:val="none"/>
         </w:rPr>
-        <w:t>1. The build containing the HERO-69159 fix is deployed to the TMS environment.</w:t>
+        <w:t>1. The General User account with [All access rights] &gt; New Reservation is available.</w:t>
       </w:r>
     </w:p>
     <w:p>
@@ -326,23 +388,7 @@
           <w:sz w:val="20"/>
           <w:u w:val="none"/>
         </w:rPr>
-        <w:t>2. A "General User" account configured with [All access rights] in TMS Operation.</w:t>
-      </w:r>
-    </w:p>
-    <w:p>
-      <w:pPr>
-        <w:spacing w:before="0" w:after="40"/>
-        <w:ind w:left="360" w:hanging="240"/>
-      </w:pPr>
-      <w:r>
-        <w:rPr>
-          <w:rFonts w:ascii="Arial" w:hAnsi="Arial" w:eastAsia="Arial" w:cs="Arial"/>
-          <w:b w:val="0"/>
-          <w:color w:val="000000"/>
-          <w:sz w:val="20"/>
-          <w:u w:val="none"/>
-        </w:rPr>
-        <w:t>3. TMS Operation module is accessible.</w:t>
+        <w:t>2. Pending reservations exist for the current or future time.</w:t>
       </w:r>
     </w:p>
     <w:p>
@@ -373,7 +419,7 @@
           <w:sz w:val="20"/>
           <w:u w:val="none"/>
         </w:rPr>
-        <w:t>1. Log in to TMS Operation using the "General User" account that has [All access rights].</w:t>
+        <w:t>1. Log in to TMS Operation with the General User account.</w:t>
       </w:r>
     </w:p>
     <w:p>
@@ -389,7 +435,7 @@
           <w:sz w:val="20"/>
           <w:u w:val="none"/>
         </w:rPr>
-        <w:t>2. Navigate to New Reservation.</w:t>
+        <w:t>2. Open a pending reservation and change its status through the available status actions (for example Confirm, Cancel and other supported status transitions).</w:t>
       </w:r>
     </w:p>
     <w:p>
@@ -405,7 +451,22 @@
           <w:sz w:val="20"/>
           <w:u w:val="none"/>
         </w:rPr>
-        <w:t>3. Make a reservation in past time.</w:t>
+        <w:t>3. Verify each status change result in the reservation list/calendar.</w:t>
+      </w:r>
+    </w:p>
+    <w:p>
+      <w:pPr>
+        <w:spacing w:before="0" w:after="80"/>
+      </w:pPr>
+      <w:r>
+        <w:rPr>
+          <w:rFonts w:ascii="Arial" w:hAnsi="Arial" w:eastAsia="Arial" w:cs="Arial"/>
+          <w:b/>
+          <w:color w:val="000000"/>
+          <w:sz w:val="20"/>
+          <w:u w:val="none"/>
+        </w:rPr>
+        <w:t>Reproduction Result(s):</w:t>
       </w:r>
     </w:p>
     <w:p>
@@ -421,7 +482,7 @@
           <w:sz w:val="20"/>
           <w:u w:val="none"/>
         </w:rPr>
-        <w:t>4. Select the pending reservation and mark it as "No Show".</w:t>
+        <w:t>1. Before the fix, the No Show action returned the function authority error for the General User even though the user held all access rights.</w:t>
       </w:r>
     </w:p>
     <w:p>
@@ -452,7 +513,7 @@
           <w:sz w:val="20"/>
           <w:u w:val="none"/>
         </w:rPr>
-        <w:t>1. No "function_authority_error_no_function_authority" error appears.</w:t>
+        <w:t>1. After the fix, the General User can perform the other reservation status changes without the "function_authority_error_no_function_authority" error.</w:t>
       </w:r>
     </w:p>
     <w:p>
@@ -468,23 +529,22 @@
           <w:sz w:val="20"/>
           <w:u w:val="none"/>
         </w:rPr>
-        <w:t>2. The No Show operation completes successfully without any authority error.</w:t>
+        <w:t>2. Each reservation status is saved and displayed correctly.</w:t>
       </w:r>
     </w:p>
     <w:p>
       <w:pPr>
-        <w:spacing w:before="0" w:after="40"/>
-        <w:ind w:left="360" w:hanging="240"/>
+        <w:spacing w:before="160" w:after="80"/>
       </w:pPr>
       <w:r>
         <w:rPr>
           <w:rFonts w:ascii="Arial" w:hAnsi="Arial" w:eastAsia="Arial" w:cs="Arial"/>
-          <w:b w:val="0"/>
-          <w:color w:val="000000"/>
-          <w:sz w:val="20"/>
+          <w:b/>
+          <w:color w:val="001EFF"/>
+          <w:sz w:val="24"/>
           <w:u w:val="none"/>
         </w:rPr>
-        <w:t>3. The reservation status is updated to "No Show".</w:t>
+        <w:t>3. Authority Control for Users Without No Show Permission</w:t>
       </w:r>
     </w:p>
     <w:p>
@@ -499,7 +559,7 @@
           <w:sz w:val="22"/>
           <w:u w:val="none"/>
         </w:rPr>
-        <w:t>2.2.No Show status applied correctly to the reservation</w:t>
+        <w:t>3.1 Verify User Without the No Show Authority Receives the Proper Authority Message Instead of a System Error</w:t>
       </w:r>
     </w:p>
     <w:p>
@@ -530,7 +590,7 @@
           <w:sz w:val="20"/>
           <w:u w:val="none"/>
         </w:rPr>
-        <w:t>1. The build containing the HERO-69159 fix is deployed to the TMS environment.</w:t>
+        <w:t>1. A General User account that does not have the authority to change reservation status to No Show is available.</w:t>
       </w:r>
     </w:p>
     <w:p>
@@ -546,23 +606,7 @@
           <w:sz w:val="20"/>
           <w:u w:val="none"/>
         </w:rPr>
-        <w:t>2. A "General User" account configured with [All access rights] in TMS Operation.</w:t>
-      </w:r>
-    </w:p>
-    <w:p>
-      <w:pPr>
-        <w:spacing w:before="0" w:after="40"/>
-        <w:ind w:left="360" w:hanging="240"/>
-      </w:pPr>
-      <w:r>
-        <w:rPr>
-          <w:rFonts w:ascii="Arial" w:hAnsi="Arial" w:eastAsia="Arial" w:cs="Arial"/>
-          <w:b w:val="0"/>
-          <w:color w:val="000000"/>
-          <w:sz w:val="20"/>
-          <w:u w:val="none"/>
-        </w:rPr>
-        <w:t>3. A pending reservation in past time has been created.</w:t>
+        <w:t>2. A past-time pending reservation exists.</w:t>
       </w:r>
     </w:p>
     <w:p>
@@ -593,7 +637,7 @@
           <w:sz w:val="20"/>
           <w:u w:val="none"/>
         </w:rPr>
-        <w:t>1. Log in to TMS Operation using the "General User" account.</w:t>
+        <w:t>1. Log in to TMS Operation with the restricted General User account.</w:t>
       </w:r>
     </w:p>
     <w:p>
@@ -609,7 +653,7 @@
           <w:sz w:val="20"/>
           <w:u w:val="none"/>
         </w:rPr>
-        <w:t>2. Locate the pending reservation created in past time.</w:t>
+        <w:t>2. Locate the past-time pending reservation and attempt to mark it as No Show.</w:t>
       </w:r>
     </w:p>
     <w:p>
@@ -625,7 +669,22 @@
           <w:sz w:val="20"/>
           <w:u w:val="none"/>
         </w:rPr>
-        <w:t>3. Mark the reservation as "No Show".</w:t>
+        <w:t>3. Observe the system response.</w:t>
+      </w:r>
+    </w:p>
+    <w:p>
+      <w:pPr>
+        <w:spacing w:before="0" w:after="80"/>
+      </w:pPr>
+      <w:r>
+        <w:rPr>
+          <w:rFonts w:ascii="Arial" w:hAnsi="Arial" w:eastAsia="Arial" w:cs="Arial"/>
+          <w:b/>
+          <w:color w:val="000000"/>
+          <w:sz w:val="20"/>
+          <w:u w:val="none"/>
+        </w:rPr>
+        <w:t>Reproduction Result(s):</w:t>
       </w:r>
     </w:p>
     <w:p>
@@ -641,7 +700,7 @@
           <w:sz w:val="20"/>
           <w:u w:val="none"/>
         </w:rPr>
-        <w:t>4. Verify the reservation record and status in the reservation list.</w:t>
+        <w:t>1. Before the fix, the authority check failed incorrectly even for users who held all access rights, so the authority behavior could not be verified correctly.</w:t>
       </w:r>
     </w:p>
     <w:p>
@@ -672,7 +731,7 @@
           <w:sz w:val="20"/>
           <w:u w:val="none"/>
         </w:rPr>
-        <w:t>1. The reservation status is changed to "No Show" and shown in the reservation list.</w:t>
+        <w:t>1. After the fix, the user without the No Show authority is blocked in the controlled manner and receives the proper function authority message.</w:t>
       </w:r>
     </w:p>
     <w:p>
@@ -688,7 +747,37 @@
           <w:sz w:val="20"/>
           <w:u w:val="none"/>
         </w:rPr>
-        <w:t>2. The reservation detail page reflects the "No Show" status correctly.</w:t>
+        <w:t>2. The user with the required authority (covered in case 1.1) can perform the action successfully, so the authority control works for both allowed and denied users.</w:t>
+      </w:r>
+    </w:p>
+    <w:p>
+      <w:pPr>
+        <w:spacing w:before="200" w:after="120"/>
+      </w:pPr>
+      <w:r>
+        <w:rPr>
+          <w:rFonts w:ascii="Arial" w:hAnsi="Arial" w:eastAsia="Arial" w:cs="Arial"/>
+          <w:b/>
+          <w:color w:val="000000"/>
+          <w:sz w:val="26"/>
+          <w:u w:val="single"/>
+        </w:rPr>
+        <w:t>Appendix</w:t>
+      </w:r>
+    </w:p>
+    <w:p>
+      <w:pPr>
+        <w:spacing w:before="160" w:after="80"/>
+      </w:pPr>
+      <w:r>
+        <w:rPr>
+          <w:rFonts w:ascii="Arial" w:hAnsi="Arial" w:eastAsia="Arial" w:cs="Arial"/>
+          <w:b/>
+          <w:color w:val="001EFF"/>
+          <w:sz w:val="24"/>
+          <w:u w:val="none"/>
+        </w:rPr>
+        <w:t>Requirement Source</w:t>
       </w:r>
     </w:p>
     <w:p>
@@ -704,43 +793,8 @@
           <w:sz w:val="20"/>
           <w:u w:val="none"/>
         </w:rPr>
-        <w:t>3. No error is thrown and the operation completes successfully.</w:t>
+        <w:t xml:space="preserve">• </w:t>
       </w:r>
-    </w:p>
-    <w:p>
-      <w:pPr>
-        <w:spacing w:before="160" w:after="80"/>
-      </w:pPr>
-      <w:r>
-        <w:rPr>
-          <w:rFonts w:ascii="Arial" w:hAnsi="Arial" w:eastAsia="Arial" w:cs="Arial"/>
-          <w:b/>
-          <w:color w:val="001EFF"/>
-          <w:sz w:val="24"/>
-          <w:u w:val="none"/>
-        </w:rPr>
-        <w:t>3.Authority Scope Verification</w:t>
-      </w:r>
-    </w:p>
-    <w:p>
-      <w:pPr>
-        <w:spacing w:before="120" w:after="60"/>
-      </w:pPr>
-      <w:r>
-        <w:rPr>
-          <w:rFonts w:ascii="Arial" w:hAnsi="Arial" w:eastAsia="Arial" w:cs="Arial"/>
-          <w:b/>
-          <w:color w:val="001EFF"/>
-          <w:sz w:val="22"/>
-          <w:u w:val="none"/>
-        </w:rPr>
-        <w:t>3.1.Other reservation status changes work for General User with All access rights</w:t>
-      </w:r>
-    </w:p>
-    <w:p>
-      <w:pPr>
-        <w:spacing w:before="0" w:after="80"/>
-      </w:pPr>
       <w:r>
         <w:rPr>
           <w:rFonts w:ascii="Arial" w:hAnsi="Arial" w:eastAsia="Arial" w:cs="Arial"/>
@@ -749,7 +803,17 @@
           <w:sz w:val="20"/>
           <w:u w:val="none"/>
         </w:rPr>
-        <w:t>Prerequisite(s):</w:t>
+        <w:t>Issue Key</w:t>
+      </w:r>
+      <w:r>
+        <w:rPr>
+          <w:rFonts w:ascii="Arial" w:hAnsi="Arial" w:eastAsia="Arial" w:cs="Arial"/>
+          <w:b w:val="0"/>
+          <w:color w:val="000000"/>
+          <w:sz w:val="20"/>
+          <w:u w:val="none"/>
+        </w:rPr>
+        <w:t>: HERO-69159</w:t>
       </w:r>
     </w:p>
     <w:p>
@@ -765,7 +829,27 @@
           <w:sz w:val="20"/>
           <w:u w:val="none"/>
         </w:rPr>
-        <w:t>1. The build containing the HERO-69159 fix is deployed to the TMS environment.</w:t>
+        <w:t xml:space="preserve">• </w:t>
+      </w:r>
+      <w:r>
+        <w:rPr>
+          <w:rFonts w:ascii="Arial" w:hAnsi="Arial" w:eastAsia="Arial" w:cs="Arial"/>
+          <w:b/>
+          <w:color w:val="000000"/>
+          <w:sz w:val="20"/>
+          <w:u w:val="none"/>
+        </w:rPr>
+        <w:t>Issue Type</w:t>
+      </w:r>
+      <w:r>
+        <w:rPr>
+          <w:rFonts w:ascii="Arial" w:hAnsi="Arial" w:eastAsia="Arial" w:cs="Arial"/>
+          <w:b w:val="0"/>
+          <w:color w:val="000000"/>
+          <w:sz w:val="20"/>
+          <w:u w:val="none"/>
+        </w:rPr>
+        <w:t>: Bug</w:t>
       </w:r>
     </w:p>
     <w:p>
@@ -781,7 +865,27 @@
           <w:sz w:val="20"/>
           <w:u w:val="none"/>
         </w:rPr>
-        <w:t>2. A "General User" account configured with [All access rights] in TMS Operation.</w:t>
+        <w:t xml:space="preserve">• </w:t>
+      </w:r>
+      <w:r>
+        <w:rPr>
+          <w:rFonts w:ascii="Arial" w:hAnsi="Arial" w:eastAsia="Arial" w:cs="Arial"/>
+          <w:b/>
+          <w:color w:val="000000"/>
+          <w:sz w:val="20"/>
+          <w:u w:val="none"/>
+        </w:rPr>
+        <w:t>Summary</w:t>
+      </w:r>
+      <w:r>
+        <w:rPr>
+          <w:rFonts w:ascii="Arial" w:hAnsi="Arial" w:eastAsia="Arial" w:cs="Arial"/>
+          <w:b w:val="0"/>
+          <w:color w:val="000000"/>
+          <w:sz w:val="20"/>
+          <w:u w:val="none"/>
+        </w:rPr>
+        <w:t>: TMS2.0 - Error occurs "function_authority_error_no_function_authority" when the Pending reservation changes to the "No Show" status</w:t>
       </w:r>
     </w:p>
     <w:p>
@@ -797,13 +901,8 @@
           <w:sz w:val="20"/>
           <w:u w:val="none"/>
         </w:rPr>
-        <w:t>3. Multiple pending reservations in past time have been created.</w:t>
+        <w:t xml:space="preserve">• </w:t>
       </w:r>
-    </w:p>
-    <w:p>
-      <w:pPr>
-        <w:spacing w:before="0" w:after="80"/>
-      </w:pPr>
       <w:r>
         <w:rPr>
           <w:rFonts w:ascii="Arial" w:hAnsi="Arial" w:eastAsia="Arial" w:cs="Arial"/>
@@ -812,7 +911,17 @@
           <w:sz w:val="20"/>
           <w:u w:val="none"/>
         </w:rPr>
-        <w:t>Step(s):</w:t>
+        <w:t>Component</w:t>
+      </w:r>
+      <w:r>
+        <w:rPr>
+          <w:rFonts w:ascii="Arial" w:hAnsi="Arial" w:eastAsia="Arial" w:cs="Arial"/>
+          <w:b w:val="0"/>
+          <w:color w:val="000000"/>
+          <w:sz w:val="20"/>
+          <w:u w:val="none"/>
+        </w:rPr>
+        <w:t>: Reservation (TMS2.0)</w:t>
       </w:r>
     </w:p>
     <w:p>
@@ -828,7 +937,42 @@
           <w:sz w:val="20"/>
           <w:u w:val="none"/>
         </w:rPr>
-        <w:t>1. Log in to TMS Operation using the "General User" account.</w:t>
+        <w:t xml:space="preserve">• </w:t>
+      </w:r>
+      <w:r>
+        <w:rPr>
+          <w:rFonts w:ascii="Arial" w:hAnsi="Arial" w:eastAsia="Arial" w:cs="Arial"/>
+          <w:b/>
+          <w:color w:val="000000"/>
+          <w:sz w:val="20"/>
+          <w:u w:val="none"/>
+        </w:rPr>
+        <w:t>Sprint</w:t>
+      </w:r>
+      <w:r>
+        <w:rPr>
+          <w:rFonts w:ascii="Arial" w:hAnsi="Arial" w:eastAsia="Arial" w:cs="Arial"/>
+          <w:b w:val="0"/>
+          <w:color w:val="000000"/>
+          <w:sz w:val="20"/>
+          <w:u w:val="none"/>
+        </w:rPr>
+        <w:t>: TMS - 20260921-20261002</w:t>
+      </w:r>
+    </w:p>
+    <w:p>
+      <w:pPr>
+        <w:spacing w:before="160" w:after="80"/>
+      </w:pPr>
+      <w:r>
+        <w:rPr>
+          <w:rFonts w:ascii="Arial" w:hAnsi="Arial" w:eastAsia="Arial" w:cs="Arial"/>
+          <w:b/>
+          <w:color w:val="001EFF"/>
+          <w:sz w:val="24"/>
+          <w:u w:val="none"/>
+        </w:rPr>
+        <w:t>Regression Test Scope</w:t>
       </w:r>
     </w:p>
     <w:p>
@@ -844,7 +988,7 @@
           <w:sz w:val="20"/>
           <w:u w:val="none"/>
         </w:rPr>
-        <w:t>2. Select a pending reservation and change its status to "Cancelled".</w:t>
+        <w:t>• TMS Operation New Reservation page and reservation status changes (No Show, Confirm, Cancel and related transitions).</w:t>
       </w:r>
     </w:p>
     <w:p>
@@ -860,7 +1004,7 @@
           <w:sz w:val="20"/>
           <w:u w:val="none"/>
         </w:rPr>
-        <w:t>3. Select another pending reservation and change its status to "Confirmed".</w:t>
+        <w:t>• Function authority / access rights handling for the General User role, including [All access rights] &gt; New Reservation.</w:t>
       </w:r>
     </w:p>
     <w:p>
@@ -876,22 +1020,7 @@
           <w:sz w:val="20"/>
           <w:u w:val="none"/>
         </w:rPr>
-        <w:t>4. Select another pending reservation and mark it as "No Show".</w:t>
-      </w:r>
-    </w:p>
-    <w:p>
-      <w:pPr>
-        <w:spacing w:before="0" w:after="80"/>
-      </w:pPr>
-      <w:r>
-        <w:rPr>
-          <w:rFonts w:ascii="Arial" w:hAnsi="Arial" w:eastAsia="Arial" w:cs="Arial"/>
-          <w:b/>
-          <w:color w:val="000000"/>
-          <w:sz w:val="20"/>
-          <w:u w:val="none"/>
-        </w:rPr>
-        <w:t>Fix Result(s):</w:t>
+        <w:t>• Marking past-time pending reservations as No Show.</w:t>
       </w:r>
     </w:p>
     <w:p>
@@ -907,7 +1036,7 @@
           <w:sz w:val="20"/>
           <w:u w:val="none"/>
         </w:rPr>
-        <w:t>1. The "Cancelled" status change completes successfully without authority error.</w:t>
+        <w:t>• The "function_authority_error_no_function_authority" message behavior for both authorized and unauthorized users.</w:t>
       </w:r>
     </w:p>
     <w:p>
@@ -923,714 +1052,7 @@
           <w:sz w:val="20"/>
           <w:u w:val="none"/>
         </w:rPr>
-        <w:t>2. The "Confirmed" status change completes successfully without authority error.</w:t>
-      </w:r>
-    </w:p>
-    <w:p>
-      <w:pPr>
-        <w:spacing w:before="0" w:after="40"/>
-        <w:ind w:left="360" w:hanging="240"/>
-      </w:pPr>
-      <w:r>
-        <w:rPr>
-          <w:rFonts w:ascii="Arial" w:hAnsi="Arial" w:eastAsia="Arial" w:cs="Arial"/>
-          <w:b w:val="0"/>
-          <w:color w:val="000000"/>
-          <w:sz w:val="20"/>
-          <w:u w:val="none"/>
-        </w:rPr>
-        <w:t>3. The "No Show" status change completes successfully without authority error.</w:t>
-      </w:r>
-    </w:p>
-    <w:p>
-      <w:pPr>
-        <w:spacing w:before="0" w:after="40"/>
-        <w:ind w:left="360" w:hanging="240"/>
-      </w:pPr>
-      <w:r>
-        <w:rPr>
-          <w:rFonts w:ascii="Arial" w:hAnsi="Arial" w:eastAsia="Arial" w:cs="Arial"/>
-          <w:b w:val="0"/>
-          <w:color w:val="000000"/>
-          <w:sz w:val="20"/>
-          <w:u w:val="none"/>
-        </w:rPr>
-        <w:t>4. All status changes for the General User with [All access rights] work as expected.</w:t>
-      </w:r>
-    </w:p>
-    <w:p>
-      <w:pPr>
-        <w:spacing w:before="120" w:after="60"/>
-      </w:pPr>
-      <w:r>
-        <w:rPr>
-          <w:rFonts w:ascii="Arial" w:hAnsi="Arial" w:eastAsia="Arial" w:cs="Arial"/>
-          <w:b/>
-          <w:color w:val="001EFF"/>
-          <w:sz w:val="22"/>
-          <w:u w:val="none"/>
-        </w:rPr>
-        <w:t>3.2.No Show works for other user roles and permission configurations</w:t>
-      </w:r>
-    </w:p>
-    <w:p>
-      <w:pPr>
-        <w:spacing w:before="0" w:after="80"/>
-      </w:pPr>
-      <w:r>
-        <w:rPr>
-          <w:rFonts w:ascii="Arial" w:hAnsi="Arial" w:eastAsia="Arial" w:cs="Arial"/>
-          <w:b/>
-          <w:color w:val="000000"/>
-          <w:sz w:val="20"/>
-          <w:u w:val="none"/>
-        </w:rPr>
-        <w:t>Prerequisite(s):</w:t>
-      </w:r>
-    </w:p>
-    <w:p>
-      <w:pPr>
-        <w:spacing w:before="0" w:after="40"/>
-        <w:ind w:left="360" w:hanging="240"/>
-      </w:pPr>
-      <w:r>
-        <w:rPr>
-          <w:rFonts w:ascii="Arial" w:hAnsi="Arial" w:eastAsia="Arial" w:cs="Arial"/>
-          <w:b w:val="0"/>
-          <w:color w:val="000000"/>
-          <w:sz w:val="20"/>
-          <w:u w:val="none"/>
-        </w:rPr>
-        <w:t>1. The build containing the HERO-69159 fix is deployed to the TMS environment.</w:t>
-      </w:r>
-    </w:p>
-    <w:p>
-      <w:pPr>
-        <w:spacing w:before="0" w:after="40"/>
-        <w:ind w:left="360" w:hanging="240"/>
-      </w:pPr>
-      <w:r>
-        <w:rPr>
-          <w:rFonts w:ascii="Arial" w:hAnsi="Arial" w:eastAsia="Arial" w:cs="Arial"/>
-          <w:b w:val="0"/>
-          <w:color w:val="000000"/>
-          <w:sz w:val="20"/>
-          <w:u w:val="none"/>
-        </w:rPr>
-        <w:t>2. User accounts with different roles (e.g., System Administrator, F&amp;B Manager) are available.</w:t>
-      </w:r>
-    </w:p>
-    <w:p>
-      <w:pPr>
-        <w:spacing w:before="0" w:after="40"/>
-        <w:ind w:left="360" w:hanging="240"/>
-      </w:pPr>
-      <w:r>
-        <w:rPr>
-          <w:rFonts w:ascii="Arial" w:hAnsi="Arial" w:eastAsia="Arial" w:cs="Arial"/>
-          <w:b w:val="0"/>
-          <w:color w:val="000000"/>
-          <w:sz w:val="20"/>
-          <w:u w:val="none"/>
-        </w:rPr>
-        <w:t>3. TMS Operation module is accessible.</w:t>
-      </w:r>
-    </w:p>
-    <w:p>
-      <w:pPr>
-        <w:spacing w:before="0" w:after="80"/>
-      </w:pPr>
-      <w:r>
-        <w:rPr>
-          <w:rFonts w:ascii="Arial" w:hAnsi="Arial" w:eastAsia="Arial" w:cs="Arial"/>
-          <w:b/>
-          <w:color w:val="000000"/>
-          <w:sz w:val="20"/>
-          <w:u w:val="none"/>
-        </w:rPr>
-        <w:t>Step(s):</w:t>
-      </w:r>
-    </w:p>
-    <w:p>
-      <w:pPr>
-        <w:spacing w:before="0" w:after="40"/>
-        <w:ind w:left="360" w:hanging="240"/>
-      </w:pPr>
-      <w:r>
-        <w:rPr>
-          <w:rFonts w:ascii="Arial" w:hAnsi="Arial" w:eastAsia="Arial" w:cs="Arial"/>
-          <w:b w:val="0"/>
-          <w:color w:val="000000"/>
-          <w:sz w:val="20"/>
-          <w:u w:val="none"/>
-        </w:rPr>
-        <w:t>1. Log in to TMS Operation using a user account with a different role (e.g., System Administrator).</w:t>
-      </w:r>
-    </w:p>
-    <w:p>
-      <w:pPr>
-        <w:spacing w:before="0" w:after="40"/>
-        <w:ind w:left="360" w:hanging="240"/>
-      </w:pPr>
-      <w:r>
-        <w:rPr>
-          <w:rFonts w:ascii="Arial" w:hAnsi="Arial" w:eastAsia="Arial" w:cs="Arial"/>
-          <w:b w:val="0"/>
-          <w:color w:val="000000"/>
-          <w:sz w:val="20"/>
-          <w:u w:val="none"/>
-        </w:rPr>
-        <w:t>2. Create a reservation in past time.</w:t>
-      </w:r>
-    </w:p>
-    <w:p>
-      <w:pPr>
-        <w:spacing w:before="0" w:after="40"/>
-        <w:ind w:left="360" w:hanging="240"/>
-      </w:pPr>
-      <w:r>
-        <w:rPr>
-          <w:rFonts w:ascii="Arial" w:hAnsi="Arial" w:eastAsia="Arial" w:cs="Arial"/>
-          <w:b w:val="0"/>
-          <w:color w:val="000000"/>
-          <w:sz w:val="20"/>
-          <w:u w:val="none"/>
-        </w:rPr>
-        <w:t>3. Mark the pending reservation as "No Show".</w:t>
-      </w:r>
-    </w:p>
-    <w:p>
-      <w:pPr>
-        <w:spacing w:before="0" w:after="40"/>
-        <w:ind w:left="360" w:hanging="240"/>
-      </w:pPr>
-      <w:r>
-        <w:rPr>
-          <w:rFonts w:ascii="Arial" w:hAnsi="Arial" w:eastAsia="Arial" w:cs="Arial"/>
-          <w:b w:val="0"/>
-          <w:color w:val="000000"/>
-          <w:sz w:val="20"/>
-          <w:u w:val="none"/>
-        </w:rPr>
-        <w:t>4. Repeat the steps with another user role (e.g., F&amp;B Manager).</w:t>
-      </w:r>
-    </w:p>
-    <w:p>
-      <w:pPr>
-        <w:spacing w:before="0" w:after="80"/>
-      </w:pPr>
-      <w:r>
-        <w:rPr>
-          <w:rFonts w:ascii="Arial" w:hAnsi="Arial" w:eastAsia="Arial" w:cs="Arial"/>
-          <w:b/>
-          <w:color w:val="000000"/>
-          <w:sz w:val="20"/>
-          <w:u w:val="none"/>
-        </w:rPr>
-        <w:t>Fix Result(s):</w:t>
-      </w:r>
-    </w:p>
-    <w:p>
-      <w:pPr>
-        <w:spacing w:before="0" w:after="40"/>
-        <w:ind w:left="360" w:hanging="240"/>
-      </w:pPr>
-      <w:r>
-        <w:rPr>
-          <w:rFonts w:ascii="Arial" w:hAnsi="Arial" w:eastAsia="Arial" w:cs="Arial"/>
-          <w:b w:val="0"/>
-          <w:color w:val="000000"/>
-          <w:sz w:val="20"/>
-          <w:u w:val="none"/>
-        </w:rPr>
-        <w:t>1. The System Administrator can mark a reservation as "No Show" without error.</w:t>
-      </w:r>
-    </w:p>
-    <w:p>
-      <w:pPr>
-        <w:spacing w:before="0" w:after="40"/>
-        <w:ind w:left="360" w:hanging="240"/>
-      </w:pPr>
-      <w:r>
-        <w:rPr>
-          <w:rFonts w:ascii="Arial" w:hAnsi="Arial" w:eastAsia="Arial" w:cs="Arial"/>
-          <w:b w:val="0"/>
-          <w:color w:val="000000"/>
-          <w:sz w:val="20"/>
-          <w:u w:val="none"/>
-        </w:rPr>
-        <w:t>2. The F&amp;B Manager can mark a reservation as "No Show" without error.</w:t>
-      </w:r>
-    </w:p>
-    <w:p>
-      <w:pPr>
-        <w:spacing w:before="0" w:after="40"/>
-        <w:ind w:left="360" w:hanging="240"/>
-      </w:pPr>
-      <w:r>
-        <w:rPr>
-          <w:rFonts w:ascii="Arial" w:hAnsi="Arial" w:eastAsia="Arial" w:cs="Arial"/>
-          <w:b w:val="0"/>
-          <w:color w:val="000000"/>
-          <w:sz w:val="20"/>
-          <w:u w:val="none"/>
-        </w:rPr>
-        <w:t>3. The fix does not introduce authority errors for other user roles.</w:t>
-      </w:r>
-    </w:p>
-    <w:p>
-      <w:pPr>
-        <w:spacing w:before="160" w:after="80"/>
-      </w:pPr>
-      <w:r>
-        <w:rPr>
-          <w:rFonts w:ascii="Arial" w:hAnsi="Arial" w:eastAsia="Arial" w:cs="Arial"/>
-          <w:b/>
-          <w:color w:val="001EFF"/>
-          <w:sz w:val="24"/>
-          <w:u w:val="none"/>
-        </w:rPr>
-        <w:t>4.Regression - Reservation Operations</w:t>
-      </w:r>
-    </w:p>
-    <w:p>
-      <w:pPr>
-        <w:spacing w:before="120" w:after="60"/>
-      </w:pPr>
-      <w:r>
-        <w:rPr>
-          <w:rFonts w:ascii="Arial" w:hAnsi="Arial" w:eastAsia="Arial" w:cs="Arial"/>
-          <w:b/>
-          <w:color w:val="001EFF"/>
-          <w:sz w:val="22"/>
-          <w:u w:val="none"/>
-        </w:rPr>
-        <w:t>4.1.New reservation creation still works for General User</w:t>
-      </w:r>
-    </w:p>
-    <w:p>
-      <w:pPr>
-        <w:spacing w:before="0" w:after="80"/>
-      </w:pPr>
-      <w:r>
-        <w:rPr>
-          <w:rFonts w:ascii="Arial" w:hAnsi="Arial" w:eastAsia="Arial" w:cs="Arial"/>
-          <w:b/>
-          <w:color w:val="000000"/>
-          <w:sz w:val="20"/>
-          <w:u w:val="none"/>
-        </w:rPr>
-        <w:t>Prerequisite(s):</w:t>
-      </w:r>
-    </w:p>
-    <w:p>
-      <w:pPr>
-        <w:spacing w:before="0" w:after="40"/>
-        <w:ind w:left="360" w:hanging="240"/>
-      </w:pPr>
-      <w:r>
-        <w:rPr>
-          <w:rFonts w:ascii="Arial" w:hAnsi="Arial" w:eastAsia="Arial" w:cs="Arial"/>
-          <w:b w:val="0"/>
-          <w:color w:val="000000"/>
-          <w:sz w:val="20"/>
-          <w:u w:val="none"/>
-        </w:rPr>
-        <w:t>1. The build containing the HERO-69159 fix is deployed to the TMS environment.</w:t>
-      </w:r>
-    </w:p>
-    <w:p>
-      <w:pPr>
-        <w:spacing w:before="0" w:after="40"/>
-        <w:ind w:left="360" w:hanging="240"/>
-      </w:pPr>
-      <w:r>
-        <w:rPr>
-          <w:rFonts w:ascii="Arial" w:hAnsi="Arial" w:eastAsia="Arial" w:cs="Arial"/>
-          <w:b w:val="0"/>
-          <w:color w:val="000000"/>
-          <w:sz w:val="20"/>
-          <w:u w:val="none"/>
-        </w:rPr>
-        <w:t>2. A "General User" account configured with [All access rights] in TMS Operation.</w:t>
-      </w:r>
-    </w:p>
-    <w:p>
-      <w:pPr>
-        <w:spacing w:before="0" w:after="80"/>
-      </w:pPr>
-      <w:r>
-        <w:rPr>
-          <w:rFonts w:ascii="Arial" w:hAnsi="Arial" w:eastAsia="Arial" w:cs="Arial"/>
-          <w:b/>
-          <w:color w:val="000000"/>
-          <w:sz w:val="20"/>
-          <w:u w:val="none"/>
-        </w:rPr>
-        <w:t>Step(s):</w:t>
-      </w:r>
-    </w:p>
-    <w:p>
-      <w:pPr>
-        <w:spacing w:before="0" w:after="40"/>
-        <w:ind w:left="360" w:hanging="240"/>
-      </w:pPr>
-      <w:r>
-        <w:rPr>
-          <w:rFonts w:ascii="Arial" w:hAnsi="Arial" w:eastAsia="Arial" w:cs="Arial"/>
-          <w:b w:val="0"/>
-          <w:color w:val="000000"/>
-          <w:sz w:val="20"/>
-          <w:u w:val="none"/>
-        </w:rPr>
-        <w:t>1. Log in to TMS Operation using the "General User" account.</w:t>
-      </w:r>
-    </w:p>
-    <w:p>
-      <w:pPr>
-        <w:spacing w:before="0" w:after="40"/>
-        <w:ind w:left="360" w:hanging="240"/>
-      </w:pPr>
-      <w:r>
-        <w:rPr>
-          <w:rFonts w:ascii="Arial" w:hAnsi="Arial" w:eastAsia="Arial" w:cs="Arial"/>
-          <w:b w:val="0"/>
-          <w:color w:val="000000"/>
-          <w:sz w:val="20"/>
-          <w:u w:val="none"/>
-        </w:rPr>
-        <w:t>2. Navigate to New Reservation.</w:t>
-      </w:r>
-    </w:p>
-    <w:p>
-      <w:pPr>
-        <w:spacing w:before="0" w:after="40"/>
-        <w:ind w:left="360" w:hanging="240"/>
-      </w:pPr>
-      <w:r>
-        <w:rPr>
-          <w:rFonts w:ascii="Arial" w:hAnsi="Arial" w:eastAsia="Arial" w:cs="Arial"/>
-          <w:b w:val="0"/>
-          <w:color w:val="000000"/>
-          <w:sz w:val="20"/>
-          <w:u w:val="none"/>
-        </w:rPr>
-        <w:t>3. Create a new reservation with valid details.</w:t>
-      </w:r>
-    </w:p>
-    <w:p>
-      <w:pPr>
-        <w:spacing w:before="0" w:after="40"/>
-        <w:ind w:left="360" w:hanging="240"/>
-      </w:pPr>
-      <w:r>
-        <w:rPr>
-          <w:rFonts w:ascii="Arial" w:hAnsi="Arial" w:eastAsia="Arial" w:cs="Arial"/>
-          <w:b w:val="0"/>
-          <w:color w:val="000000"/>
-          <w:sz w:val="20"/>
-          <w:u w:val="none"/>
-        </w:rPr>
-        <w:t>4. Verify the reservation is created and shown in the reservation list.</w:t>
-      </w:r>
-    </w:p>
-    <w:p>
-      <w:pPr>
-        <w:spacing w:before="0" w:after="80"/>
-      </w:pPr>
-      <w:r>
-        <w:rPr>
-          <w:rFonts w:ascii="Arial" w:hAnsi="Arial" w:eastAsia="Arial" w:cs="Arial"/>
-          <w:b/>
-          <w:color w:val="000000"/>
-          <w:sz w:val="20"/>
-          <w:u w:val="none"/>
-        </w:rPr>
-        <w:t>Fix Result(s):</w:t>
-      </w:r>
-    </w:p>
-    <w:p>
-      <w:pPr>
-        <w:spacing w:before="0" w:after="40"/>
-        <w:ind w:left="360" w:hanging="240"/>
-      </w:pPr>
-      <w:r>
-        <w:rPr>
-          <w:rFonts w:ascii="Arial" w:hAnsi="Arial" w:eastAsia="Arial" w:cs="Arial"/>
-          <w:b w:val="0"/>
-          <w:color w:val="000000"/>
-          <w:sz w:val="20"/>
-          <w:u w:val="none"/>
-        </w:rPr>
-        <w:t>1. The new reservation is created successfully without any authority error.</w:t>
-      </w:r>
-    </w:p>
-    <w:p>
-      <w:pPr>
-        <w:spacing w:before="0" w:after="40"/>
-        <w:ind w:left="360" w:hanging="240"/>
-      </w:pPr>
-      <w:r>
-        <w:rPr>
-          <w:rFonts w:ascii="Arial" w:hAnsi="Arial" w:eastAsia="Arial" w:cs="Arial"/>
-          <w:b w:val="0"/>
-          <w:color w:val="000000"/>
-          <w:sz w:val="20"/>
-          <w:u w:val="none"/>
-        </w:rPr>
-        <w:t>2. The reservation appears in the reservation list with the correct details.</w:t>
-      </w:r>
-    </w:p>
-    <w:p>
-      <w:pPr>
-        <w:spacing w:before="0" w:after="40"/>
-        <w:ind w:left="360" w:hanging="240"/>
-      </w:pPr>
-      <w:r>
-        <w:rPr>
-          <w:rFonts w:ascii="Arial" w:hAnsi="Arial" w:eastAsia="Arial" w:cs="Arial"/>
-          <w:b w:val="0"/>
-          <w:color w:val="000000"/>
-          <w:sz w:val="20"/>
-          <w:u w:val="none"/>
-        </w:rPr>
-        <w:t>3. No regression is introduced in the new reservation creation flow.</w:t>
-      </w:r>
-    </w:p>
-    <w:p>
-      <w:pPr>
-        <w:spacing w:before="120" w:after="60"/>
-      </w:pPr>
-      <w:r>
-        <w:rPr>
-          <w:rFonts w:ascii="Arial" w:hAnsi="Arial" w:eastAsia="Arial" w:cs="Arial"/>
-          <w:b/>
-          <w:color w:val="001EFF"/>
-          <w:sz w:val="22"/>
-          <w:u w:val="none"/>
-        </w:rPr>
-        <w:t>4.2.Other reservation operations (edit, search) work correctly for General User</w:t>
-      </w:r>
-    </w:p>
-    <w:p>
-      <w:pPr>
-        <w:spacing w:before="0" w:after="80"/>
-      </w:pPr>
-      <w:r>
-        <w:rPr>
-          <w:rFonts w:ascii="Arial" w:hAnsi="Arial" w:eastAsia="Arial" w:cs="Arial"/>
-          <w:b/>
-          <w:color w:val="000000"/>
-          <w:sz w:val="20"/>
-          <w:u w:val="none"/>
-        </w:rPr>
-        <w:t>Prerequisite(s):</w:t>
-      </w:r>
-    </w:p>
-    <w:p>
-      <w:pPr>
-        <w:spacing w:before="0" w:after="40"/>
-        <w:ind w:left="360" w:hanging="240"/>
-      </w:pPr>
-      <w:r>
-        <w:rPr>
-          <w:rFonts w:ascii="Arial" w:hAnsi="Arial" w:eastAsia="Arial" w:cs="Arial"/>
-          <w:b w:val="0"/>
-          <w:color w:val="000000"/>
-          <w:sz w:val="20"/>
-          <w:u w:val="none"/>
-        </w:rPr>
-        <w:t>1. The build containing the HERO-69159 fix is deployed to the TMS environment.</w:t>
-      </w:r>
-    </w:p>
-    <w:p>
-      <w:pPr>
-        <w:spacing w:before="0" w:after="40"/>
-        <w:ind w:left="360" w:hanging="240"/>
-      </w:pPr>
-      <w:r>
-        <w:rPr>
-          <w:rFonts w:ascii="Arial" w:hAnsi="Arial" w:eastAsia="Arial" w:cs="Arial"/>
-          <w:b w:val="0"/>
-          <w:color w:val="000000"/>
-          <w:sz w:val="20"/>
-          <w:u w:val="none"/>
-        </w:rPr>
-        <w:t>2. A "General User" account configured with [All access rights] in TMS Operation.</w:t>
-      </w:r>
-    </w:p>
-    <w:p>
-      <w:pPr>
-        <w:spacing w:before="0" w:after="40"/>
-        <w:ind w:left="360" w:hanging="240"/>
-      </w:pPr>
-      <w:r>
-        <w:rPr>
-          <w:rFonts w:ascii="Arial" w:hAnsi="Arial" w:eastAsia="Arial" w:cs="Arial"/>
-          <w:b w:val="0"/>
-          <w:color w:val="000000"/>
-          <w:sz w:val="20"/>
-          <w:u w:val="none"/>
-        </w:rPr>
-        <w:t>3. At least one reservation exists in the system.</w:t>
-      </w:r>
-    </w:p>
-    <w:p>
-      <w:pPr>
-        <w:spacing w:before="0" w:after="80"/>
-      </w:pPr>
-      <w:r>
-        <w:rPr>
-          <w:rFonts w:ascii="Arial" w:hAnsi="Arial" w:eastAsia="Arial" w:cs="Arial"/>
-          <w:b/>
-          <w:color w:val="000000"/>
-          <w:sz w:val="20"/>
-          <w:u w:val="none"/>
-        </w:rPr>
-        <w:t>Step(s):</w:t>
-      </w:r>
-    </w:p>
-    <w:p>
-      <w:pPr>
-        <w:spacing w:before="0" w:after="40"/>
-        <w:ind w:left="360" w:hanging="240"/>
-      </w:pPr>
-      <w:r>
-        <w:rPr>
-          <w:rFonts w:ascii="Arial" w:hAnsi="Arial" w:eastAsia="Arial" w:cs="Arial"/>
-          <w:b w:val="0"/>
-          <w:color w:val="000000"/>
-          <w:sz w:val="20"/>
-          <w:u w:val="none"/>
-        </w:rPr>
-        <w:t>1. Log in to TMS Operation using the "General User" account.</w:t>
-      </w:r>
-    </w:p>
-    <w:p>
-      <w:pPr>
-        <w:spacing w:before="0" w:after="40"/>
-        <w:ind w:left="360" w:hanging="240"/>
-      </w:pPr>
-      <w:r>
-        <w:rPr>
-          <w:rFonts w:ascii="Arial" w:hAnsi="Arial" w:eastAsia="Arial" w:cs="Arial"/>
-          <w:b w:val="0"/>
-          <w:color w:val="000000"/>
-          <w:sz w:val="20"/>
-          <w:u w:val="none"/>
-        </w:rPr>
-        <w:t>2. Search for an existing reservation using the search function.</w:t>
-      </w:r>
-    </w:p>
-    <w:p>
-      <w:pPr>
-        <w:spacing w:before="0" w:after="40"/>
-        <w:ind w:left="360" w:hanging="240"/>
-      </w:pPr>
-      <w:r>
-        <w:rPr>
-          <w:rFonts w:ascii="Arial" w:hAnsi="Arial" w:eastAsia="Arial" w:cs="Arial"/>
-          <w:b w:val="0"/>
-          <w:color w:val="000000"/>
-          <w:sz w:val="20"/>
-          <w:u w:val="none"/>
-        </w:rPr>
-        <w:t>3. Edit the reservation details (e.g., change cover, time).</w:t>
-      </w:r>
-    </w:p>
-    <w:p>
-      <w:pPr>
-        <w:spacing w:before="0" w:after="40"/>
-        <w:ind w:left="360" w:hanging="240"/>
-      </w:pPr>
-      <w:r>
-        <w:rPr>
-          <w:rFonts w:ascii="Arial" w:hAnsi="Arial" w:eastAsia="Arial" w:cs="Arial"/>
-          <w:b w:val="0"/>
-          <w:color w:val="000000"/>
-          <w:sz w:val="20"/>
-          <w:u w:val="none"/>
-        </w:rPr>
-        <w:t>4. Save the changes and verify the reservation is updated.</w:t>
-      </w:r>
-    </w:p>
-    <w:p>
-      <w:pPr>
-        <w:spacing w:before="0" w:after="80"/>
-      </w:pPr>
-      <w:r>
-        <w:rPr>
-          <w:rFonts w:ascii="Arial" w:hAnsi="Arial" w:eastAsia="Arial" w:cs="Arial"/>
-          <w:b/>
-          <w:color w:val="000000"/>
-          <w:sz w:val="20"/>
-          <w:u w:val="none"/>
-        </w:rPr>
-        <w:t>Fix Result(s):</w:t>
-      </w:r>
-    </w:p>
-    <w:p>
-      <w:pPr>
-        <w:spacing w:before="0" w:after="40"/>
-        <w:ind w:left="360" w:hanging="240"/>
-      </w:pPr>
-      <w:r>
-        <w:rPr>
-          <w:rFonts w:ascii="Arial" w:hAnsi="Arial" w:eastAsia="Arial" w:cs="Arial"/>
-          <w:b w:val="0"/>
-          <w:color w:val="000000"/>
-          <w:sz w:val="20"/>
-          <w:u w:val="none"/>
-        </w:rPr>
-        <w:t>1. The search function returns the expected reservation without authority error.</w:t>
-      </w:r>
-    </w:p>
-    <w:p>
-      <w:pPr>
-        <w:spacing w:before="0" w:after="40"/>
-        <w:ind w:left="360" w:hanging="240"/>
-      </w:pPr>
-      <w:r>
-        <w:rPr>
-          <w:rFonts w:ascii="Arial" w:hAnsi="Arial" w:eastAsia="Arial" w:cs="Arial"/>
-          <w:b w:val="0"/>
-          <w:color w:val="000000"/>
-          <w:sz w:val="20"/>
-          <w:u w:val="none"/>
-        </w:rPr>
-        <w:t>2. The reservation edit operation completes successfully.</w:t>
-      </w:r>
-    </w:p>
-    <w:p>
-      <w:pPr>
-        <w:spacing w:before="0" w:after="40"/>
-        <w:ind w:left="360" w:hanging="240"/>
-      </w:pPr>
-      <w:r>
-        <w:rPr>
-          <w:rFonts w:ascii="Arial" w:hAnsi="Arial" w:eastAsia="Arial" w:cs="Arial"/>
-          <w:b w:val="0"/>
-          <w:color w:val="000000"/>
-          <w:sz w:val="20"/>
-          <w:u w:val="none"/>
-        </w:rPr>
-        <w:t>3. The saved changes are reflected in the reservation record.</w:t>
-      </w:r>
-    </w:p>
-    <w:p>
-      <w:pPr>
-        <w:spacing w:before="0" w:after="40"/>
-        <w:ind w:left="360" w:hanging="240"/>
-      </w:pPr>
-      <w:r>
-        <w:rPr>
-          <w:rFonts w:ascii="Arial" w:hAnsi="Arial" w:eastAsia="Arial" w:cs="Arial"/>
-          <w:b w:val="0"/>
-          <w:color w:val="000000"/>
-          <w:sz w:val="20"/>
-          <w:u w:val="none"/>
-        </w:rPr>
-        <w:t>4. No regression is introduced in the reservation edit and search operations.</w:t>
+        <w:t>• Reservation status display in the TMS reservation list and calendar views after status changes.</w:t>
       </w:r>
     </w:p>
     <w:sectPr>

--- a/Sprint20260921-20261002/HERO-69159_20261008_112534.docx
+++ b/Sprint20260921-20261002/HERO-69159_20261008_112534.docx
@@ -750,311 +750,6 @@
         <w:t>2. The user with the required authority (covered in case 1.1) can perform the action successfully, so the authority control works for both allowed and denied users.</w:t>
       </w:r>
     </w:p>
-    <w:p>
-      <w:pPr>
-        <w:spacing w:before="200" w:after="120"/>
-      </w:pPr>
-      <w:r>
-        <w:rPr>
-          <w:rFonts w:ascii="Arial" w:hAnsi="Arial" w:eastAsia="Arial" w:cs="Arial"/>
-          <w:b/>
-          <w:color w:val="000000"/>
-          <w:sz w:val="26"/>
-          <w:u w:val="single"/>
-        </w:rPr>
-        <w:t>Appendix</w:t>
-      </w:r>
-    </w:p>
-    <w:p>
-      <w:pPr>
-        <w:spacing w:before="160" w:after="80"/>
-      </w:pPr>
-      <w:r>
-        <w:rPr>
-          <w:rFonts w:ascii="Arial" w:hAnsi="Arial" w:eastAsia="Arial" w:cs="Arial"/>
-          <w:b/>
-          <w:color w:val="001EFF"/>
-          <w:sz w:val="24"/>
-          <w:u w:val="none"/>
-        </w:rPr>
-        <w:t>Requirement Source</w:t>
-      </w:r>
-    </w:p>
-    <w:p>
-      <w:pPr>
-        <w:spacing w:before="0" w:after="40"/>
-        <w:ind w:left="360" w:hanging="240"/>
-      </w:pPr>
-      <w:r>
-        <w:rPr>
-          <w:rFonts w:ascii="Arial" w:hAnsi="Arial" w:eastAsia="Arial" w:cs="Arial"/>
-          <w:b w:val="0"/>
-          <w:color w:val="000000"/>
-          <w:sz w:val="20"/>
-          <w:u w:val="none"/>
-        </w:rPr>
-        <w:t xml:space="preserve">• </w:t>
-      </w:r>
-      <w:r>
-        <w:rPr>
-          <w:rFonts w:ascii="Arial" w:hAnsi="Arial" w:eastAsia="Arial" w:cs="Arial"/>
-          <w:b/>
-          <w:color w:val="000000"/>
-          <w:sz w:val="20"/>
-          <w:u w:val="none"/>
-        </w:rPr>
-        <w:t>Issue Key</w:t>
-      </w:r>
-      <w:r>
-        <w:rPr>
-          <w:rFonts w:ascii="Arial" w:hAnsi="Arial" w:eastAsia="Arial" w:cs="Arial"/>
-          <w:b w:val="0"/>
-          <w:color w:val="000000"/>
-          <w:sz w:val="20"/>
-          <w:u w:val="none"/>
-        </w:rPr>
-        <w:t>: HERO-69159</w:t>
-      </w:r>
-    </w:p>
-    <w:p>
-      <w:pPr>
-        <w:spacing w:before="0" w:after="40"/>
-        <w:ind w:left="360" w:hanging="240"/>
-      </w:pPr>
-      <w:r>
-        <w:rPr>
-          <w:rFonts w:ascii="Arial" w:hAnsi="Arial" w:eastAsia="Arial" w:cs="Arial"/>
-          <w:b w:val="0"/>
-          <w:color w:val="000000"/>
-          <w:sz w:val="20"/>
-          <w:u w:val="none"/>
-        </w:rPr>
-        <w:t xml:space="preserve">• </w:t>
-      </w:r>
-      <w:r>
-        <w:rPr>
-          <w:rFonts w:ascii="Arial" w:hAnsi="Arial" w:eastAsia="Arial" w:cs="Arial"/>
-          <w:b/>
-          <w:color w:val="000000"/>
-          <w:sz w:val="20"/>
-          <w:u w:val="none"/>
-        </w:rPr>
-        <w:t>Issue Type</w:t>
-      </w:r>
-      <w:r>
-        <w:rPr>
-          <w:rFonts w:ascii="Arial" w:hAnsi="Arial" w:eastAsia="Arial" w:cs="Arial"/>
-          <w:b w:val="0"/>
-          <w:color w:val="000000"/>
-          <w:sz w:val="20"/>
-          <w:u w:val="none"/>
-        </w:rPr>
-        <w:t>: Bug</w:t>
-      </w:r>
-    </w:p>
-    <w:p>
-      <w:pPr>
-        <w:spacing w:before="0" w:after="40"/>
-        <w:ind w:left="360" w:hanging="240"/>
-      </w:pPr>
-      <w:r>
-        <w:rPr>
-          <w:rFonts w:ascii="Arial" w:hAnsi="Arial" w:eastAsia="Arial" w:cs="Arial"/>
-          <w:b w:val="0"/>
-          <w:color w:val="000000"/>
-          <w:sz w:val="20"/>
-          <w:u w:val="none"/>
-        </w:rPr>
-        <w:t xml:space="preserve">• </w:t>
-      </w:r>
-      <w:r>
-        <w:rPr>
-          <w:rFonts w:ascii="Arial" w:hAnsi="Arial" w:eastAsia="Arial" w:cs="Arial"/>
-          <w:b/>
-          <w:color w:val="000000"/>
-          <w:sz w:val="20"/>
-          <w:u w:val="none"/>
-        </w:rPr>
-        <w:t>Summary</w:t>
-      </w:r>
-      <w:r>
-        <w:rPr>
-          <w:rFonts w:ascii="Arial" w:hAnsi="Arial" w:eastAsia="Arial" w:cs="Arial"/>
-          <w:b w:val="0"/>
-          <w:color w:val="000000"/>
-          <w:sz w:val="20"/>
-          <w:u w:val="none"/>
-        </w:rPr>
-        <w:t>: TMS2.0 - Error occurs "function_authority_error_no_function_authority" when the Pending reservation changes to the "No Show" status</w:t>
-      </w:r>
-    </w:p>
-    <w:p>
-      <w:pPr>
-        <w:spacing w:before="0" w:after="40"/>
-        <w:ind w:left="360" w:hanging="240"/>
-      </w:pPr>
-      <w:r>
-        <w:rPr>
-          <w:rFonts w:ascii="Arial" w:hAnsi="Arial" w:eastAsia="Arial" w:cs="Arial"/>
-          <w:b w:val="0"/>
-          <w:color w:val="000000"/>
-          <w:sz w:val="20"/>
-          <w:u w:val="none"/>
-        </w:rPr>
-        <w:t xml:space="preserve">• </w:t>
-      </w:r>
-      <w:r>
-        <w:rPr>
-          <w:rFonts w:ascii="Arial" w:hAnsi="Arial" w:eastAsia="Arial" w:cs="Arial"/>
-          <w:b/>
-          <w:color w:val="000000"/>
-          <w:sz w:val="20"/>
-          <w:u w:val="none"/>
-        </w:rPr>
-        <w:t>Component</w:t>
-      </w:r>
-      <w:r>
-        <w:rPr>
-          <w:rFonts w:ascii="Arial" w:hAnsi="Arial" w:eastAsia="Arial" w:cs="Arial"/>
-          <w:b w:val="0"/>
-          <w:color w:val="000000"/>
-          <w:sz w:val="20"/>
-          <w:u w:val="none"/>
-        </w:rPr>
-        <w:t>: Reservation (TMS2.0)</w:t>
-      </w:r>
-    </w:p>
-    <w:p>
-      <w:pPr>
-        <w:spacing w:before="0" w:after="40"/>
-        <w:ind w:left="360" w:hanging="240"/>
-      </w:pPr>
-      <w:r>
-        <w:rPr>
-          <w:rFonts w:ascii="Arial" w:hAnsi="Arial" w:eastAsia="Arial" w:cs="Arial"/>
-          <w:b w:val="0"/>
-          <w:color w:val="000000"/>
-          <w:sz w:val="20"/>
-          <w:u w:val="none"/>
-        </w:rPr>
-        <w:t xml:space="preserve">• </w:t>
-      </w:r>
-      <w:r>
-        <w:rPr>
-          <w:rFonts w:ascii="Arial" w:hAnsi="Arial" w:eastAsia="Arial" w:cs="Arial"/>
-          <w:b/>
-          <w:color w:val="000000"/>
-          <w:sz w:val="20"/>
-          <w:u w:val="none"/>
-        </w:rPr>
-        <w:t>Sprint</w:t>
-      </w:r>
-      <w:r>
-        <w:rPr>
-          <w:rFonts w:ascii="Arial" w:hAnsi="Arial" w:eastAsia="Arial" w:cs="Arial"/>
-          <w:b w:val="0"/>
-          <w:color w:val="000000"/>
-          <w:sz w:val="20"/>
-          <w:u w:val="none"/>
-        </w:rPr>
-        <w:t>: TMS - 20260921-20261002</w:t>
-      </w:r>
-    </w:p>
-    <w:p>
-      <w:pPr>
-        <w:spacing w:before="160" w:after="80"/>
-      </w:pPr>
-      <w:r>
-        <w:rPr>
-          <w:rFonts w:ascii="Arial" w:hAnsi="Arial" w:eastAsia="Arial" w:cs="Arial"/>
-          <w:b/>
-          <w:color w:val="001EFF"/>
-          <w:sz w:val="24"/>
-          <w:u w:val="none"/>
-        </w:rPr>
-        <w:t>Regression Test Scope</w:t>
-      </w:r>
-    </w:p>
-    <w:p>
-      <w:pPr>
-        <w:spacing w:before="0" w:after="40"/>
-        <w:ind w:left="360" w:hanging="240"/>
-      </w:pPr>
-      <w:r>
-        <w:rPr>
-          <w:rFonts w:ascii="Arial" w:hAnsi="Arial" w:eastAsia="Arial" w:cs="Arial"/>
-          <w:b w:val="0"/>
-          <w:color w:val="000000"/>
-          <w:sz w:val="20"/>
-          <w:u w:val="none"/>
-        </w:rPr>
-        <w:t>• TMS Operation New Reservation page and reservation status changes (No Show, Confirm, Cancel and related transitions).</w:t>
-      </w:r>
-    </w:p>
-    <w:p>
-      <w:pPr>
-        <w:spacing w:before="0" w:after="40"/>
-        <w:ind w:left="360" w:hanging="240"/>
-      </w:pPr>
-      <w:r>
-        <w:rPr>
-          <w:rFonts w:ascii="Arial" w:hAnsi="Arial" w:eastAsia="Arial" w:cs="Arial"/>
-          <w:b w:val="0"/>
-          <w:color w:val="000000"/>
-          <w:sz w:val="20"/>
-          <w:u w:val="none"/>
-        </w:rPr>
-        <w:t>• Function authority / access rights handling for the General User role, including [All access rights] &gt; New Reservation.</w:t>
-      </w:r>
-    </w:p>
-    <w:p>
-      <w:pPr>
-        <w:spacing w:before="0" w:after="40"/>
-        <w:ind w:left="360" w:hanging="240"/>
-      </w:pPr>
-      <w:r>
-        <w:rPr>
-          <w:rFonts w:ascii="Arial" w:hAnsi="Arial" w:eastAsia="Arial" w:cs="Arial"/>
-          <w:b w:val="0"/>
-          <w:color w:val="000000"/>
-          <w:sz w:val="20"/>
-          <w:u w:val="none"/>
-        </w:rPr>
-        <w:t>• Marking past-time pending reservations as No Show.</w:t>
-      </w:r>
-    </w:p>
-    <w:p>
-      <w:pPr>
-        <w:spacing w:before="0" w:after="40"/>
-        <w:ind w:left="360" w:hanging="240"/>
-      </w:pPr>
-      <w:r>
-        <w:rPr>
-          <w:rFonts w:ascii="Arial" w:hAnsi="Arial" w:eastAsia="Arial" w:cs="Arial"/>
-          <w:b w:val="0"/>
-          <w:color w:val="000000"/>
-          <w:sz w:val="20"/>
-          <w:u w:val="none"/>
-        </w:rPr>
-        <w:t>• The "function_authority_error_no_function_authority" message behavior for both authorized and unauthorized users.</w:t>
-      </w:r>
-    </w:p>
-    <w:p>
-      <w:pPr>
-        <w:spacing w:before="0" w:after="40"/>
-        <w:ind w:left="360" w:hanging="240"/>
-      </w:pPr>
-      <w:r>
-        <w:rPr>
-          <w:rFonts w:ascii="Arial" w:hAnsi="Arial" w:eastAsia="Arial" w:cs="Arial"/>
-          <w:b w:val="0"/>
-          <w:color w:val="000000"/>
-          <w:sz w:val="20"/>
-          <w:u w:val="none"/>
-        </w:rPr>
-        <w:t>• Reservation status display in the TMS reservation list and calendar views after status changes.</w:t>
-      </w:r>
-    </w:p>
     <w:sectPr>
       <w:pgSz w:w="12240" w:h="15840"/>
       <w:pgMar w:top="1440" w:right="1800" w:bottom="1440" w:left="1800" w:header="720" w:footer="720" w:gutter="0"/>
